--- a/document_templates/russian_library/Претензии/Торговля_и_товары/шаблон_Претензия_в_магазин.docx
+++ b/document_templates/russian_library/Претензии/Торговля_и_товары/шаблон_Претензия_в_магазин.docx
@@ -68,7 +68,7 @@
           <w:rStyle w:val="citation-416"/>
           <w:lang w:val="en-US"/>
         </w:rPr>
-        <w:t xml:space="preserve">: {{ w_t_w_r_w_prooferr_w_type_spellstart_w_r_w_rsidrpr_00542f29_w_rpr_w_rstyle_w_val_citation_416_w_lang_w_val_en_us_w_rpr_w_t_sender_name_passport_w_t_w_r_w_prooferr_w_type_spellend_w_r_w_rsidrpr_00542f29_w_rpr_w_rstyle_w_val_citation_416_w_lang_w_val_en_us_w_rpr_w_t_xml_space_preserve }}</w:t>
+        <w:t xml:space="preserve">: {{ sender_name_passport }}</w:t>
       </w:r>
     </w:p>
     <w:p>
@@ -105,7 +105,7 @@
           <w:rStyle w:val="citation-415"/>
           <w:lang w:val="en-US"/>
         </w:rPr>
-        <w:t xml:space="preserve">: {{ w_t_w_r_w_prooferr_w_type_spellstart_w_r_w_rsidrpr_00542f29_w_rpr_w_rstyle_w_val_citation_415_w_lang_w_val_en_us_w_rpr_w_t_sender_address_w_t_w_r_w_prooferr_w_type_spellend_w_r_w_rsidrpr_00542f29_w_rpr_w_rstyle_w_val_citation_415_w_lang_w_val_en_us_w_rpr_w_t_xml_space_preserve }}</w:t>
+        <w:t xml:space="preserve">: {{ sender_address }}</w:t>
       </w:r>
     </w:p>
     <w:p>
@@ -118,13 +118,12 @@
           <w:lang w:val="en-US"/>
         </w:rPr>
       </w:pPr>
-      <w:proofErr w:type="gramStart"/>
       <w:r>
         <w:rPr>
           <w:rStyle w:val="citation-414"/>
           <w:lang w:val="en-US"/>
         </w:rPr>
-        <w:t xml:space="preserve">{{ w_t_w_r_w_prooferr_w_type_spellstart_w_r_w_rsidrpr_00542f29_w_rpr_w_rstyle_w_val_citation_414_w_lang_w_val_en_us_w_rpr_w_t_document_w_t_w_r_w_prooferr_w_type_gramend_w_r_w_rsidrpr_00542f29_w_rpr_w_rstyle_w_val_citation_414_w_lang_w_val_en_us_w_rpr_w_t_date_w_t_w_r_w_prooferr_w_type_spellend_w_r_w_rsidrpr_00542f29_w_rpr_w_rstyle_w_val_citation_414_w_lang_w_val_en_us_w_rpr_w_t_xml_space_preserve }}</w:t>
+        <w:t xml:space="preserve">{{ document_date }}</w:t>
       </w:r>
     </w:p>
     <w:p>
@@ -143,7 +142,7 @@
         <w:rPr>
           <w:rStyle w:val="citation-413"/>
         </w:rPr>
-        <w:t xml:space="preserve">: {{ w_t_w_r_w_r_w_rsidrpr_00542f29_w_rpr_w_rstyle_w_val_citation_413_w_lang_w_val_en_us_w_rpr_w_t_sender_w_t_w_r_w_r_w_rsidrpr_00542f29_w_rpr_w_rstyle_w_val_citation_413_w_rpr_w_t_w_t_w_r_w_r_w_rsidrpr_00542f29_w_rpr_w_rstyle_w_val_citation_413_w_lang_w_val_en_us_w_rpr_w_t_phone_w_t_w_r_w_r_w_rsidrpr_00542f29_w_rpr_w_rstyle_w_val_citation_413_w_rpr_w_t_xml_space_preserve }} </w:t>
+        <w:t xml:space="preserve">: {{ sender_phone }} </w:t>
       </w:r>
     </w:p>
     <w:p>
@@ -187,7 +186,6 @@
         </w:rPr>
         <w:t xml:space="preserve">{ </w:t>
       </w:r>
-      <w:proofErr w:type="spellStart"/>
       <w:r>
         <w:rPr>
           <w:rStyle w:val="citation-412"/>
@@ -195,7 +193,6 @@
         </w:rPr>
         <w:t>company_name</w:t>
       </w:r>
-      <w:proofErr w:type="spellEnd"/>
       <w:r>
         <w:rPr>
           <w:rStyle w:val="citation-412"/>
@@ -219,7 +216,7 @@
         <w:rPr>
           <w:lang w:val="en-US"/>
         </w:rPr>
-        <w:t xml:space="preserve">, {{ w_t_w_r_w_prooferr_w_type_spellstart_w_r_w_rsidrpr_00542f29_w_rpr_w_lang_w_val_en_us_w_rpr_w_t_sender_fio_w_t_w_r_w_prooferr_w_type_spellend_w_r_w_rsidrpr_00542f29_w_rpr_w_lang_w_val_en_us_w_rpr_w_t_xml_space_preserve }}, {{ w_t_w_r_w_prooferr_w_type_spellstart_w_r_w_rsidrpr_00542f29_w_rpr_w_lang_w_val_en_us_w_rpr_w_t_event_date_w_t_w_r_w_prooferr_w_type_spellend_w_r_w_rsidrpr_00542f29_w_rpr_w_lang_w_val_en_us_w_rpr_w_t_xml_space_preserve }} </w:t>
+        <w:t xml:space="preserve">, {{ sender_fio }}, {{ event_date }} </w:t>
       </w:r>
       <w:r>
         <w:t>г</w:t>
@@ -230,13 +227,12 @@
         </w:rPr>
         <w:t xml:space="preserve">. </w:t>
       </w:r>
-      <w:proofErr w:type="gramStart"/>
       <w:r>
         <w:rPr>
           <w:rStyle w:val="citation-411"/>
           <w:lang w:val="en-US"/>
         </w:rPr>
-        <w:t xml:space="preserve">{{ w_t_w_r_w_prooferr_w_type_spellstart_w_r_w_rsidrpr_00542f29_w_rpr_w_rstyle_w_val_citation_411_w_lang_w_val_en_us_w_rpr_w_t_claim_w_t_w_r_w_prooferr_w_type_gramend_w_r_w_rsidrpr_00542f29_w_rpr_w_rstyle_w_val_citation_411_w_lang_w_val_en_us_w_rpr_w_t_facts_w_t_w_r_w_prooferr_w_type_spellend_w_r_w_rsidrpr_00542f29_w_rpr_w_rstyle_w_val_citation_411_w_lang_w_val_en_us_w_rpr_w_t_xml_space_preserve }}. </w:t>
+        <w:t xml:space="preserve">{{ claim_facts }}. </w:t>
       </w:r>
     </w:p>
     <w:p>
@@ -282,13 +278,12 @@
           <w:lang w:val="en-US"/>
         </w:rPr>
       </w:pPr>
-      <w:proofErr w:type="gramStart"/>
       <w:r>
         <w:rPr>
           <w:rStyle w:val="citation-408"/>
           <w:lang w:val="en-US"/>
         </w:rPr>
-        <w:t xml:space="preserve">{{ w_t_w_r_w_prooferr_w_type_spellstart_w_r_w_rsidrpr_00542f29_w_rpr_w_rstyle_w_val_citation_408_w_lang_w_val_en_us_w_rpr_w_t_claim_w_t_w_r_w_prooferr_w_type_gramend_w_r_w_rsidrpr_00542f29_w_rpr_w_rstyle_w_val_citation_408_w_lang_w_val_en_us_w_rpr_w_t_demands_w_t_w_r_w_prooferr_w_type_spellend_w_r_w_rsidrpr_00542f29_w_rpr_w_rstyle_w_val_citation_408_w_lang_w_val_en_us_w_rpr_w_t_xml_space_preserve }}. </w:t>
+        <w:t xml:space="preserve">{{ claim_demands }}. </w:t>
       </w:r>
     </w:p>
     <w:p>
@@ -301,7 +296,6 @@
           <w:lang w:val="en-US"/>
         </w:rPr>
       </w:pPr>
-      <w:proofErr w:type="gramStart"/>
       <w:r>
         <w:rPr>
           <w:rFonts w:ascii="Times New Roman" w:hAnsi="Times New Roman" w:cs="Times New Roman"/>
@@ -309,7 +303,7 @@
           <w:szCs w:val="24"/>
           <w:lang w:val="en-US"/>
         </w:rPr>
-        <w:t xml:space="preserve">{{ w_t_w_r_w_prooferr_w_type_spellstart_w_r_w_rpr_w_rfonts_w_ascii_times_new_roman_w_hansi_times_new_roman_w_cs_times_new_roman_w_sz_w_val_24_w_szcs_w_val_24_w_lang_w_val_en_us_w_rpr_w_t_sender_w_t_w_r_w_prooferr_w_type_gramend_w_r_w_rpr_w_rfonts_w_ascii_times_new_roman_w_hansi_times_new_roman_w_cs_times_new_roman_w_sz_w_val_24_w_szcs_w_val_24_w_lang_w_val_en_us_w_rpr_w_t_full_name_w_t_w_r_w_prooferr_w_type_spellend_w_r_w_rpr_w_rfonts_w_ascii_times_new_roman_w_hansi_times_new_roman_w_cs_times_new_roman_w_sz_w_val_24_w_szcs_w_val_24_w_lang_w_val_en_us_w_rpr_w_t_xml_space_preserve }}</w:t>
+        <w:t xml:space="preserve">{{ sender_full_name }}</w:t>
       </w:r>
       <w:r>
         <w:rPr>
